--- a/impacts_of_aea_data_editing.docx
+++ b/impacts_of_aea_data_editing.docx
@@ -23,7 +23,7 @@
         <w:pStyle w:val="Date"/>
       </w:pPr>
       <w:r>
-        <w:t xml:space="preserve">2025-02-03</w:t>
+        <w:t xml:space="preserve">October 05, 2026</w:t>
       </w:r>
     </w:p>
     <w:sdt>
@@ -79,13 +79,13 @@
         <w:t xml:space="preserve">as the American Economic Association’s (AEA) inaugural Data Editor in 2018. Processing by the LDI Replication Lab created and run by Lars Vilhuber started slowly in September of 2019, and now handles about 400 articles per year. Any article with a computational component, whether statistical analysis or simulation, is in-scope. Articles published in the Papers and Proceedings receive a cursory review, but are subject to the same policy otherwise.</w:t>
       </w:r>
     </w:p>
-    <w:bookmarkStart w:id="21" w:name="manuscripts-and-4470-reports"/>
+    <w:bookmarkStart w:id="21" w:name="manuscripts-and-5064-reports"/>
     <w:p>
       <w:pPr>
         <w:pStyle w:val="Heading2"/>
       </w:pPr>
       <w:r>
-        <w:t xml:space="preserve">2791 Manuscripts and 4470 Reports</w:t>
+        <w:t xml:space="preserve">3244 Manuscripts and 5064 Reports</w:t>
       </w:r>
     </w:p>
     <w:p>
@@ -103,7 +103,7 @@
           <w:b/>
           <w:bCs/>
         </w:rPr>
-        <w:t xml:space="preserve">2791</w:t>
+        <w:t xml:space="preserve">3244</w:t>
       </w:r>
       <w:r>
         <w:t xml:space="preserve"> </w:t>
@@ -115,7 +115,7 @@
         <w:t xml:space="preserve"> </w:t>
       </w:r>
       <w:r>
-        <w:t xml:space="preserve">Each round of the manuscript evaluation generates a report. Most papers do no more than 2 rounds. In all, 4470 have been prepared, and resubmitted to the authors, with notes on how to improve the replication packages prior to publication.</w:t>
+        <w:t xml:space="preserve">Each round of the manuscript evaluation generates a report. Most papers do no more than 2 rounds. In all, 5064 have been prepared, and resubmitted to the authors, with notes on how to improve the replication packages prior to publication.</w:t>
       </w:r>
     </w:p>
     <w:tbl>
@@ -178,7 +178,7 @@
               <w:jc w:val="right"/>
             </w:pPr>
             <w:r>
-              <w:t xml:space="preserve">573</w:t>
+              <w:t xml:space="preserve">696</w:t>
             </w:r>
           </w:p>
         </w:tc>
@@ -204,7 +204,7 @@
               <w:jc w:val="right"/>
             </w:pPr>
             <w:r>
-              <w:t xml:space="preserve">974</w:t>
+              <w:t xml:space="preserve">1070</w:t>
             </w:r>
           </w:p>
         </w:tc>
@@ -230,7 +230,7 @@
               <w:jc w:val="right"/>
             </w:pPr>
             <w:r>
-              <w:t xml:space="preserve">609</w:t>
+              <w:t xml:space="preserve">684</w:t>
             </w:r>
           </w:p>
         </w:tc>
@@ -256,7 +256,7 @@
               <w:jc w:val="right"/>
             </w:pPr>
             <w:r>
-              <w:t xml:space="preserve">485</w:t>
+              <w:t xml:space="preserve">546</w:t>
             </w:r>
           </w:p>
         </w:tc>
@@ -282,7 +282,7 @@
               <w:jc w:val="right"/>
             </w:pPr>
             <w:r>
-              <w:t xml:space="preserve">258</w:t>
+              <w:t xml:space="preserve">284</w:t>
             </w:r>
           </w:p>
         </w:tc>
@@ -308,7 +308,7 @@
               <w:jc w:val="right"/>
             </w:pPr>
             <w:r>
-              <w:t xml:space="preserve">967</w:t>
+              <w:t xml:space="preserve">1104</w:t>
             </w:r>
           </w:p>
         </w:tc>
@@ -334,7 +334,7 @@
               <w:jc w:val="right"/>
             </w:pPr>
             <w:r>
-              <w:t xml:space="preserve">260</w:t>
+              <w:t xml:space="preserve">285</w:t>
             </w:r>
           </w:p>
         </w:tc>
@@ -360,7 +360,7 @@
               <w:jc w:val="right"/>
             </w:pPr>
             <w:r>
-              <w:t xml:space="preserve">117</w:t>
+              <w:t xml:space="preserve">133</w:t>
             </w:r>
           </w:p>
         </w:tc>
@@ -386,7 +386,33 @@
               <w:jc w:val="right"/>
             </w:pPr>
             <w:r>
-              <w:t xml:space="preserve">182</w:t>
+              <w:t xml:space="preserve">199</w:t>
+            </w:r>
+          </w:p>
+        </w:tc>
+      </w:tr>
+      <w:tr>
+        <w:tc>
+          <w:tcPr/>
+          <w:p>
+            <w:pPr>
+              <w:pStyle w:val="Compact"/>
+              <w:jc w:val="left"/>
+            </w:pPr>
+            <w:r>
+              <w:t xml:space="preserve">Other journals</w:t>
+            </w:r>
+          </w:p>
+        </w:tc>
+        <w:tc>
+          <w:tcPr/>
+          <w:p>
+            <w:pPr>
+              <w:pStyle w:val="Compact"/>
+              <w:jc w:val="right"/>
+            </w:pPr>
+            <w:r>
+              <w:t xml:space="preserve">8</w:t>
             </w:r>
           </w:p>
         </w:tc>
@@ -399,7 +425,7 @@
         <w:pStyle w:val="Heading2"/>
       </w:pPr>
       <w:r>
-        <w:t xml:space="preserve">4973 Authors Reached</w:t>
+        <w:t xml:space="preserve">5696 Authors Reached</w:t>
       </w:r>
     </w:p>
     <w:p>
@@ -417,7 +443,7 @@
           <w:b/>
           <w:bCs/>
         </w:rPr>
-        <w:t xml:space="preserve">2791 manuscripts</w:t>
+        <w:t xml:space="preserve">3244 manuscripts</w:t>
       </w:r>
       <w:r>
         <w:t xml:space="preserve">,</w:t>
@@ -430,7 +456,7 @@
           <w:b/>
           <w:bCs/>
         </w:rPr>
-        <w:t xml:space="preserve">1724 manuscripts have been published</w:t>
+        <w:t xml:space="preserve">1896 manuscripts have been published</w:t>
       </w:r>
       <w:r>
         <w:t xml:space="preserve">. This excludes articles in the JEP</w:t>
@@ -481,10 +507,10 @@
           <w:b/>
           <w:bCs/>
         </w:rPr>
-        <w:t xml:space="preserve">3631</w:t>
-      </w:r>
-      <w:r>
-        <w:t xml:space="preserve">, or about 1.9 authors per published article.</w:t>
+        <w:t xml:space="preserve">3967</w:t>
+      </w:r>
+      <w:r>
+        <w:t xml:space="preserve">, or about 2.1 authors per published article.</w:t>
       </w:r>
     </w:p>
     <w:p>
@@ -496,7 +522,7 @@
         </w:numPr>
       </w:pPr>
       <w:r>
-        <w:t xml:space="preserve">Estimate of overall authors reached (including the 696 articles not yet published):</w:t>
+        <w:t xml:space="preserve">Estimate of overall authors reached (including the 831 articles not yet published):</w:t>
       </w:r>
       <w:r>
         <w:t xml:space="preserve"> </w:t>
@@ -506,7 +532,7 @@
           <w:b/>
           <w:bCs/>
         </w:rPr>
-        <w:t xml:space="preserve">4973</w:t>
+        <w:t xml:space="preserve">5696</w:t>
       </w:r>
     </w:p>
     <w:bookmarkEnd w:id="24"/>
@@ -516,7 +542,7 @@
         <w:pStyle w:val="Heading2"/>
       </w:pPr>
       <w:r>
-        <w:t xml:space="preserve">201 Undergraduates</w:t>
+        <w:t xml:space="preserve">239 Undergraduates</w:t>
       </w:r>
     </w:p>
     <w:p>
@@ -542,7 +568,7 @@
           <w:b/>
           <w:bCs/>
         </w:rPr>
-        <w:t xml:space="preserve">201 undergraduate students</w:t>
+        <w:t xml:space="preserve">239 undergraduate students</w:t>
       </w:r>
       <w:r>
         <w:t xml:space="preserve"> </w:t>
@@ -576,7 +602,7 @@
           <w:b/>
           <w:bCs/>
         </w:rPr>
-        <w:t xml:space="preserve">seven graduate students</w:t>
+        <w:t xml:space="preserve">10 graduate students</w:t>
       </w:r>
       <w:r>
         <w:t xml:space="preserve">, and</w:t>
@@ -589,7 +615,7 @@
           <w:b/>
           <w:bCs/>
         </w:rPr>
-        <w:t xml:space="preserve">three pre-docs</w:t>
+        <w:t xml:space="preserve">3 pre-docs</w:t>
       </w:r>
       <w:r>
         <w:t xml:space="preserve">. Both prior pre-docs have gone on to do an economics Ph.D. program.</w:t>
@@ -763,7 +789,7 @@
         <w:pStyle w:val="FirstParagraph"/>
       </w:pPr>
       <w:r>
-        <w:t xml:space="preserve">The following students have participated in the LDI Replication Lab, however briefly: Adam J. Faridi, Adis Bajraktarevic, Aishah Abdul-Hakeem, Akshay Yadava, Albert Li, Alice Wei, Alizay Zartash, Amie Li, Ananya Bakshi, Andreas Psahos, Andres Aradillas Fernandez, Andrew Phiri, Andrew Wallace, Angelina Chen, Anjini Khanna, Anthony Peraza, Anurag Tiwari, Arnaav Sareen, Aryan Shah, Asha Patt, Ashley Cooray, Ashley Yu, Austin Grattan, Benjamin Zheng, Bianca Jimenez, Botao Yao, Cade Lenczycki, Caitlin Song, Cameron Kang, Carissa Zheng, Christine Cho, Claire Vaughn, Connor Williams, Craig Schulman, Crystal Lim, Dane Clunk, Daniella Pena, David Graham, David Wasser, Dhilan Bansal, Dmitry Shlyapnikov, Edward Vu, Eirdeena Zakirah Mohd Nor Al-Azzad, Eli Kolodezh, Elian Gomez, Elijah Ruiz, Elizabeth Chen, Elliott Serna, Emily Brydges, Emma Sbrollini, Esther Park, Ethan Carlson, Farhan Mashrur, Franklin Otieno, Gabriel Bond, Gary Wu, Gavin Bramley, Gemie Sonamai, Giles Mitchell, Grace Fang, Grace Yichi Zhang, Hana Saleh, Hawi Tolera, Henry Tan, Hongyi Duan, Huey Le, Hyuk Son, Ilona Khimey, Jack Donnellan, Jacob Brogdon, Jacob Recht, Jade Yang, Jaeyoung Shim, Jai Kishore Kumar Chandnani, Janet Malzahn, Jared Martin, Jason Lan, Jeong Hyun Lee, Jessica Rizzo, Jesus Robles, Jiatian Yin, Jill Crosby, John Park, Jonah Huang, Jonathan Temkin, Joshua Passell, Joshua Wallace, Julia Zimmerman, Kai Wang, Kareena Stowers, Kate Chanpong, Kate Hofer, Katheryn Ding, Kevin Bao, Kirin Eicher, Kirubeal Wondimu, Kristine Li, Kushal Kumar Reddy, Lauren Stubbs, Leah Kim, Lei Huang, Leslie Geng, Liam Cushen, Lilly Thomalla, LinchenZhang, Lincy Chen, Lorraine Yang, Louis Liu, Luis Lopez Cabrera, Luke Trautwein, Lydia Reiner, Manas Gogula, Manvir Chahal, Marina Starikovsky, Mary-Jo Ajiduah, Mateo Pesa, Matt Wang, Matthew LaFontaine, Max Walder, Maximilian Yap, Melanie Brown, Melanie Chen, Meredith Welch, Micere Mugweru, Milena Zhu, Miranda Zhou, Mona Wu, Nahid Hassan, Naomi Li, Natalie Miller, Nathan Kwon, Nathan Maidi, Nehedin Juarez, Nguyen Vo, Nicholas Esarte, Nicholas Swan, Nishat Tasneem Peuly, Olivia Kim, Olivia Liu, Ololade Omotoba, Owen Kinney, Owen Ryan, Peter Sanchez, Phalguni Miraj, Pranav Jaganathan, Qianyi Liu, Ratchaphon Lertdamrongwong, Raymond Wang, Rishika Cherivirala, River Strumwasser, Rubal Mistry, Ryan Ali, Sam Evans, Sana Khan, Sanjana Bajaj, Satya Datla, Sean Miranda, Seong Hwan Kim, Sharan Banerjee, Sharon Liu, Sherry Li, Siddhi Malvankar, Siyang Elaine Yu, Sohit Gurung, Sonia Zhang, Sourabh Velaga, Steve Yeh, Surita Basu, Suvd Khaliun, Sylverie Herbert, Syon Verma, Talia Boehm, Talia Richmond, Tarangana Thapa, Taren Daniels, Tommy Wang, Tony Ford Jr, Tyler Irving, Valerie Setiawan, Vansh Gupta, Vedha Mahesh, Venna Huang, Victoria Liu, Vidya Balaji, Vivian Ye, Weilun Shi, Weiting Shen, William Howard, Wyatt Lewis, Xiangru Li, Ximei Shen, Yanyun Chen, Yicheng Yang, Yuchang Tian, Zebang Xu, Zechariah Karsana, Kayla Yang, Jiayin Song, Nick Cichoski, Sharon Lin, Zhaojiahong Zhu.</w:t>
+        <w:t xml:space="preserve">The following students have participated in the LDI Replication Lab, however briefly: Adam J. Faridi, Adeline Sutton, Adis Bajraktarevic, Adrik Aburto, Aishah Abdul-Hakeem, Akshay Yadava, Albert Li, Alice Wei, Alizay Zartash, Amber Wang, Amie Li, Amoghadithya Divya Swaroop, Ananya Bakshi, Andreas Psahos, Andres Aradillas Fernandez, Andrew Phiri, Andrew Wallace, Angelina Chen, Anita Putri Wulandari, Anjini Khanna, Ankriti Singh, Anna Sundheim, Anthony Peraza, Anurag Tiwari, Araf Malik, Arnaav Sareen, Aryan Shah, Asha Patt, Ashley Cooray, Ashley Yu, Austin Grattan, Benjamin Zheng, Bethelhem Salehu, Bianca Jimenez, Botao Yao, Cade Lenczycki, Caitlin Song, Cameron Kang, Carissa Zheng, Caroline Ciaschini, Christina Chen, Christine Cho, Claire Vaughn, Claron Wang, Connor Williams, Craig Schulman, Crystal Lim, Dane Clunk, Daniel Hurtado, Daniel McGuire, Daniella Pena, David Graham, Dengqi Chen, Dhilan Bansal, Dmitry Shlyapnikov, Edward Vu, Eirdeena Zakirah Mohd Nor Al-Azzad, Eli Kolodezh, Elian Gomez, Elijah Ruiz, Elizabeth Chen, Elliott Serna, Emily Brydges, Emily Chan, Emma Sbrollini, Esther Park, Ethan Carlson, Farhan Mashrur, Franklin Otieno, Gabriel Bond, Gary Wu, Gavin Bramley, Gemie Sonamai, Giles Mitchell, Grace Fang, Grace Yichi Zhang, Hana Saleh, Haomin Yu, Hawi Tolera, Henry Tan, Hongyi Duan, Huey Le, Ian Joyce, Ilona Khimey, Ivor Mills, Jack Donnellan, Jacob Brogdon, Jacob Recht, Jade Yang, Jaeyoung Shim, Jai Kishore Kumar Chandnani, Janet Malzahn, Jared Martin, Jason Lan, Jeong Hyun Lee, Jessica Rizzo, Jesus Robles, Jiatian Yin, Jill Crosby, John Park, Jonah Huang, Jonathan Temkin, Joshua Passell, Joshua Wallace, Joyce Han, Julia Zimmerman, Kai Wang, Kareena Stowers, Kate Chanpong, Kate Hofer, Katheryn Ding, Katie Chen, Kevin Bao, Kirin Eicher, Kirubeal Wondimu, Kiyam Merali, Kristine Li, Kushal Kumar Reddy, Laurel Krovetz, Lauren Stubbs, Leah Kim, Lei Huang, Leslie Geng, Liam Cushen, Lilly Thomalla, LinchenZhang, Lincy Chen, Linh Nguyen, Lorraine Yang, Louis Liu, Luis Lopez Cabrera, Luke Trautwein, Luyanda Chibwe, Lydia Reiner, Manas Gogula, Manvir Chahal, Marina Starikovsky, Mary-Jo Ajiduah, Mateo Pesa, Matt Wang, Matthew LaFontaine, Max Walder, Maximilian Yap, Maya Schmaling, Melanie Brown, Melanie Chen, Micere Mugweru, Milena Zhu, Miranda Zhou, Mohammad Alrahmah, Molly Rabb-Jaros, Mona Wu, Nahid Hassan, Nancy Qiao, Naomi Li, Natalie Miller, Nathan Kwon, Nathan Maidi, Nehedin Juarez, Nguyen Vo, Nicholas Esarte, Nicholas Silvers, Nicholas Swan, Nikhil Vudattu, Nimba Mahlati, Nishat Tasneem Peuly, Olivia Kim, Olivia Liu, Ololade Omotoba, Owen Kinney, Owen Ryan, Peter Sanchez, Phalguni Miraj, Pranav Jaganathan, Qianyi Liu, Ratchaphon Lertdamrongwong, Raymond Wang, Rishik Gowrishetti, Rishika Cherivirala, River Strumwasser, Roman Shelley, Rubal Mistry, Ruhi Khanna, Ryan Ali, Sabrina Gerson, Sam Evans, Sana Khan, Sanjana Bajaj, Sanskriti Giri, Satya Datla, Sean Miranda, Seong Hwan Kim, Sharan Banerjee, Sharon Liu, Sherry Li, Shubham Singh, Siddhi Malvankar, Sidera Hilt, Siyang Elaine Yu, Sohit Gurung, Sonia Zhang, Sourabh Velaga, Steve Yeh, Surita Basu, Suvd Khaliun, Syon Verma, Talia Boehm, Talia Richmond, Tarangana Thapa, Taren Daniels, Tommy Wang, Tony Ford Jr, Tyler Irving, Valerie Setiawan, Vansh Gupta, Vedha Mahesh, Venna Huang, Victoria Liu, Vidya Balaji, Vivian Ye, Weilun Shi, Weiting Shen, William Howard, Wyatt Lewis, Xiangru Li, Ximei Shen, Yanyun Chen, Yicheng Yang, Yuchang Tian, Zachary Mangoba, Zebang Xu, Zechariah Karsana, Zoey Yu, Kayla Yang, David Fenner, Jiayin Song, Nick Cichoski, Sharon Lin, Zhaojiahong Zhu.</w:t>
       </w:r>
     </w:p>
     <w:bookmarkEnd w:id="35"/>

--- a/impacts_of_aea_data_editing.docx
+++ b/impacts_of_aea_data_editing.docx
@@ -23,7 +23,7 @@
         <w:pStyle w:val="Date"/>
       </w:pPr>
       <w:r>
-        <w:t xml:space="preserve">October 05, 2026</w:t>
+        <w:t xml:space="preserve">October 07, 2026</w:t>
       </w:r>
     </w:p>
     <w:sdt>
@@ -425,7 +425,7 @@
         <w:pStyle w:val="Heading2"/>
       </w:pPr>
       <w:r>
-        <w:t xml:space="preserve">5696 Authors Reached</w:t>
+        <w:t xml:space="preserve">5936 Authors Reached</w:t>
       </w:r>
     </w:p>
     <w:p>
@@ -456,7 +456,7 @@
           <w:b/>
           <w:bCs/>
         </w:rPr>
-        <w:t xml:space="preserve">1896 manuscripts have been published</w:t>
+        <w:t xml:space="preserve">2066 manuscripts have been published</w:t>
       </w:r>
       <w:r>
         <w:t xml:space="preserve">. This excludes articles in the JEP</w:t>
@@ -507,10 +507,10 @@
           <w:b/>
           <w:bCs/>
         </w:rPr>
-        <w:t xml:space="preserve">3967</w:t>
-      </w:r>
-      <w:r>
-        <w:t xml:space="preserve">, or about 2.1 authors per published article.</w:t>
+        <w:t xml:space="preserve">4242</w:t>
+      </w:r>
+      <w:r>
+        <w:t xml:space="preserve">, or about 2 authors per published article.</w:t>
       </w:r>
     </w:p>
     <w:p>
@@ -532,7 +532,7 @@
           <w:b/>
           <w:bCs/>
         </w:rPr>
-        <w:t xml:space="preserve">5696</w:t>
+        <w:t xml:space="preserve">5936</w:t>
       </w:r>
     </w:p>
     <w:bookmarkEnd w:id="24"/>

--- a/impacts_of_aea_data_editing.docx
+++ b/impacts_of_aea_data_editing.docx
@@ -425,7 +425,7 @@
         <w:pStyle w:val="Heading2"/>
       </w:pPr>
       <w:r>
-        <w:t xml:space="preserve">5936 Authors Reached</w:t>
+        <w:t xml:space="preserve">5605 Authors Reached</w:t>
       </w:r>
     </w:p>
     <w:p>
@@ -446,7 +446,19 @@
         <w:t xml:space="preserve">3244 manuscripts</w:t>
       </w:r>
       <w:r>
-        <w:t xml:space="preserve">,</w:t>
+        <w:t xml:space="preserve">, 670 are articles in the Papers and Proceedings, which receive a different report.</w:t>
+      </w:r>
+      <w:r>
+        <w:rPr>
+          <w:rStyle w:val="FootnoteReference"/>
+        </w:rPr>
+        <w:footnoteReference w:id="22"/>
+      </w:r>
+      <w:r>
+        <w:t xml:space="preserve"> </w:t>
+      </w:r>
+      <w:r>
+        <w:t xml:space="preserve">Of the remaining manuscripts,</w:t>
       </w:r>
       <w:r>
         <w:t xml:space="preserve"> </w:t>
@@ -459,19 +471,7 @@
         <w:t xml:space="preserve">2066 manuscripts have been published</w:t>
       </w:r>
       <w:r>
-        <w:t xml:space="preserve">. This excludes articles in the JEP</w:t>
-      </w:r>
-      <w:r>
-        <w:rPr>
-          <w:rStyle w:val="FootnoteReference"/>
-        </w:rPr>
-        <w:footnoteReference w:id="22"/>
-      </w:r>
-      <w:r>
-        <w:t xml:space="preserve"> </w:t>
-      </w:r>
-      <w:r>
-        <w:t xml:space="preserve">and the Papers and Proceedings, which I don’t track for this report.</w:t>
+        <w:t xml:space="preserve">. This count does not include the 150 articles in the JEP, which I cannot track.</w:t>
       </w:r>
       <w:r>
         <w:rPr>
@@ -485,7 +485,7 @@
         <w:pStyle w:val="BodyText"/>
       </w:pPr>
       <w:r>
-        <w:t xml:space="preserve">For the articles that have been published, I can identify the number of authors associated with these papers, and infer the total number of authors for those articles not tracked or not yet published. Naturally, I cannot assume that every author of the manuscript will have read the Data Editor’s reports, and in that sense, this is an over-estimate of the extent of the impact of the reports. On the other hand, many of the authors have research assistants, tasked with preparing the replication package in the first place, and adjusting it based on the report. In this other sense, the numbers here are an underestimate of both the short-term as well as the long-term impact. Each report is formulated to help authors (and RAs) to improve their ability to publish transparent and credible research.</w:t>
+        <w:t xml:space="preserve">For the articles that have been published, I can identify the number of authors associated with these papers, and infer the total number of authors for those articles not tracked (JEP) or not yet published, using the average number of authors per published article. Naturally, I cannot assume that every author of the manuscript will have read the Data Editor’s reports, and in that sense, this is an over-estimate of the extent of the impact of the reports. On the other hand, many of the authors have research assistants, tasked with preparing the replication package in the first place, and adjusting it based on the report. In this other sense, the numbers here are an underestimate of both the short-term as well as the long-term impact. Each report is formulated to help authors (and RAs) to improve their ability to publish transparent and credible research.</w:t>
       </w:r>
     </w:p>
     <w:p>
@@ -497,7 +497,7 @@
         </w:numPr>
       </w:pPr>
       <w:r>
-        <w:t xml:space="preserve">Authors associated with published and reviewed papers:</w:t>
+        <w:t xml:space="preserve">Unique authors of published and reviewed papers:</w:t>
       </w:r>
       <w:r>
         <w:t xml:space="preserve"> </w:t>
@@ -510,7 +510,7 @@
         <w:t xml:space="preserve">4242</w:t>
       </w:r>
       <w:r>
-        <w:t xml:space="preserve">, or about 2 authors per published article.</w:t>
+        <w:t xml:space="preserve">, with on average 2.7 authors per published article.</w:t>
       </w:r>
     </w:p>
     <w:p>
@@ -522,7 +522,7 @@
         </w:numPr>
       </w:pPr>
       <w:r>
-        <w:t xml:space="preserve">Estimate of overall authors reached (including the 831 articles not yet published):</w:t>
+        <w:t xml:space="preserve">Estimate of overall authors reached (including the 150 JEP articles and the 358 articles not yet published):</w:t>
       </w:r>
       <w:r>
         <w:t xml:space="preserve"> </w:t>
@@ -532,7 +532,35 @@
           <w:b/>
           <w:bCs/>
         </w:rPr>
-        <w:t xml:space="preserve">5936</w:t>
+        <w:t xml:space="preserve">5605</w:t>
+      </w:r>
+    </w:p>
+    <w:p>
+      <w:pPr>
+        <w:pStyle w:val="Compact"/>
+        <w:numPr>
+          <w:ilvl w:val="0"/>
+          <w:numId w:val="1001"/>
+        </w:numPr>
+      </w:pPr>
+      <w:r>
+        <w:t xml:space="preserve">Authors of P&amp;P reached:</w:t>
+      </w:r>
+      <w:r>
+        <w:t xml:space="preserve"> </w:t>
+      </w:r>
+      <w:r>
+        <w:rPr>
+          <w:b/>
+          <w:bCs/>
+        </w:rPr>
+        <w:t xml:space="preserve">1809</w:t>
+      </w:r>
+      <w:r>
+        <w:t xml:space="preserve"> </w:t>
+      </w:r>
+      <w:r>
+        <w:t xml:space="preserve">(1790 unique authors of 664 published P&amp;P articles, with on average 3.1 authors per article, plus an estimate for the 6 P&amp;P articles not matched to a published article)</w:t>
       </w:r>
     </w:p>
     <w:bookmarkEnd w:id="24"/>
@@ -837,7 +865,7 @@
         <w:t xml:space="preserve"> </w:t>
       </w:r>
       <w:r>
-        <w:t xml:space="preserve">I cannot track papers in the Journal of Economic Perspective, since our internal database only tracks manuscript numbers, which are cannot be simply mapped into DOIs. The LDI Replication Lab’s database does not track the actual DOI of the published manuscript, as that is handled by the AEA’s editorial office.</w:t>
+        <w:t xml:space="preserve">Papers and Proceedings receive a much more cursory review, and their authors are counted separately below.</w:t>
       </w:r>
     </w:p>
   </w:footnote>
@@ -856,7 +884,7 @@
         <w:t xml:space="preserve"> </w:t>
       </w:r>
       <w:r>
-        <w:t xml:space="preserve">Papers and Proceedings receive a much more cursory review.</w:t>
+        <w:t xml:space="preserve">I cannot track papers in the Journal of Economic Perspectives, since our internal database only tracks manuscript numbers, which cannot be simply mapped into DOIs. The LDI Replication Lab’s database does not track the actual DOI of the published manuscript, as that is handled by the AEA’s editorial office.</w:t>
       </w:r>
     </w:p>
   </w:footnote>
